--- a/content-pipeline/campaign-ben-thanh/word/015_ben-thanh-market-scams-safety-guide.docx
+++ b/content-pipeline/campaign-ben-thanh/word/015_ben-thanh-market-scams-safety-guide.docx
@@ -157,7 +157,7 @@
           <w:color w:val="1B365D"/>
           <w:sz w:val="32"/>
         </w:rPr>
-        <w:t>1. Introduction: The Shadows Behind the Splendor of a Century-Old Bazaar</w:t>
+        <w:t>Introduction: The Shadows Behind the Splendor of a Century-Old Bazaar</w:t>
       </w:r>
     </w:p>
     <w:p>
@@ -227,7 +227,7 @@
           <w:color w:val="1B365D"/>
           <w:sz w:val="32"/>
         </w:rPr>
-        <w:t>2. Anatomy of the 7 Most Common Scams &amp; Traps</w:t>
+        <w:t>Anatomy of the 7 Most Common Scams &amp; Traps</w:t>
       </w:r>
     </w:p>
     <w:p>
@@ -1034,7 +1034,7 @@
           <w:color w:val="1B365D"/>
           <w:sz w:val="32"/>
         </w:rPr>
-        <w:t>3. Verified Price Reference Benchmark (2026 Edition)</w:t>
+        <w:t>Verified Price Reference Benchmark (2026 Edition)</w:t>
       </w:r>
     </w:p>
     <w:p>
@@ -1952,7 +1952,7 @@
           <w:color w:val="1B365D"/>
           <w:sz w:val="32"/>
         </w:rPr>
-        <w:t>4. Emergency Directory &amp; 24/7 Tourist Assistance</w:t>
+        <w:t>Emergency Directory &amp; 24/7 Tourist Assistance</w:t>
       </w:r>
     </w:p>
     <w:p>

--- a/content-pipeline/campaign-ben-thanh/word/015_ben-thanh-market-scams-safety-guide.docx
+++ b/content-pipeline/campaign-ben-thanh/word/015_ben-thanh-market-scams-safety-guide.docx
@@ -157,7 +157,7 @@
           <w:color w:val="1B365D"/>
           <w:sz w:val="32"/>
         </w:rPr>
-        <w:t>Introduction: The Shadows Behind the Splendor of a Century-Old Bazaar</w:t>
+        <w:t>The Shadows Behind the Splendor of a Century-Old Bazaar</w:t>
       </w:r>
     </w:p>
     <w:p>
@@ -1733,7 +1733,7 @@
                 <w:color w:val="1E293B"/>
                 <w:sz w:val="19"/>
               </w:rPr>
-              <w:t>Che Ba Muoi Shaved Ice Dessert</w:t>
+              <w:t>Che Be Shaved Ice Dessert</w:t>
             </w:r>
           </w:p>
         </w:tc>

--- a/content-pipeline/campaign-ben-thanh/word/015_ben-thanh-market-scams-safety-guide.docx
+++ b/content-pipeline/campaign-ben-thanh/word/015_ben-thanh-market-scams-safety-guide.docx
@@ -2124,6 +2124,296 @@
         <w:t xml:space="preserve"> (Press ext. 8 for foreign language tourist support)</w:t>
       </w:r>
     </w:p>
+    <w:p>
+      <w:pPr>
+        <w:spacing w:before="120" w:after="120"/>
+        <w:jc w:val="center"/>
+      </w:pPr>
+      <w:r>
+        <w:rPr>
+          <w:color w:val="CBD5E1"/>
+        </w:rPr>
+        <w:t>―――――――――――――――――――――――――――――――――――――――――――――</w:t>
+      </w:r>
+    </w:p>
+    <w:p>
+      <w:pPr>
+        <w:keepNext/>
+        <w:spacing w:before="320" w:after="120" w:line="276" w:lineRule="auto"/>
+      </w:pPr>
+      <w:r>
+        <w:rPr>
+          <w:rFonts w:ascii="Calibri" w:hAnsi="Calibri"/>
+          <w:b/>
+          <w:color w:val="1B365D"/>
+          <w:sz w:val="32"/>
+        </w:rPr>
+        <w:t>🗺️ Curated Cluster Connections</w:t>
+      </w:r>
+    </w:p>
+    <w:p>
+      <w:pPr>
+        <w:spacing w:before="40" w:after="120" w:line="276" w:lineRule="auto"/>
+      </w:pPr>
+      <w:r>
+        <w:rPr>
+          <w:rFonts w:ascii="Calibri" w:hAnsi="Calibri"/>
+          <w:color w:val="1E293B"/>
+          <w:sz w:val="21"/>
+        </w:rPr>
+        <w:t>To help you navigate District 1 with ease, explore our companion heritage guides:</w:t>
+      </w:r>
+      <w:r>
+        <w:rPr>
+          <w:rFonts w:ascii="Calibri" w:hAnsi="Calibri"/>
+          <w:color w:val="1E293B"/>
+          <w:sz w:val="21"/>
+        </w:rPr>
+      </w:r>
+      <w:r>
+        <w:rPr>
+          <w:rFonts w:ascii="Calibri" w:hAnsi="Calibri"/>
+          <w:color w:val="1E293B"/>
+          <w:sz w:val="21"/>
+        </w:rPr>
+        <w:br/>
+        <w:t xml:space="preserve">- </w:t>
+      </w:r>
+      <w:r>
+        <w:rPr>
+          <w:rFonts w:ascii="Calibri" w:hAnsi="Calibri"/>
+          <w:b/>
+          <w:color w:val="1E293B"/>
+          <w:sz w:val="21"/>
+        </w:rPr>
+        <w:t>Ben Thanh Market Shopping Guide:</w:t>
+      </w:r>
+      <w:r>
+        <w:rPr>
+          <w:rFonts w:ascii="Calibri" w:hAnsi="Calibri"/>
+          <w:color w:val="1E293B"/>
+          <w:sz w:val="21"/>
+        </w:rPr>
+        <w:t xml:space="preserve"> negotiating fair prices with our </w:t>
+      </w:r>
+      <w:r>
+        <w:rPr>
+          <w:rFonts w:ascii="Calibri" w:hAnsi="Calibri"/>
+          <w:color w:val="1E293B"/>
+          <w:sz w:val="21"/>
+          <w:u w:val="single"/>
+        </w:rPr>
+        <w:t>Ben Thanh Market shopping guide</w:t>
+      </w:r>
+      <w:r>
+        <w:rPr>
+          <w:rFonts w:ascii="Calibri" w:hAnsi="Calibri"/>
+          <w:color w:val="1E293B"/>
+          <w:sz w:val="21"/>
+        </w:rPr>
+        <w:t>.</w:t>
+      </w:r>
+      <w:r>
+        <w:rPr>
+          <w:rFonts w:ascii="Calibri" w:hAnsi="Calibri"/>
+          <w:color w:val="1E293B"/>
+          <w:sz w:val="21"/>
+        </w:rPr>
+      </w:r>
+      <w:r>
+        <w:rPr>
+          <w:rFonts w:ascii="Calibri" w:hAnsi="Calibri"/>
+          <w:color w:val="1E293B"/>
+          <w:sz w:val="21"/>
+        </w:rPr>
+        <w:br/>
+        <w:t xml:space="preserve">- </w:t>
+      </w:r>
+      <w:r>
+        <w:rPr>
+          <w:rFonts w:ascii="Calibri" w:hAnsi="Calibri"/>
+          <w:b/>
+          <w:color w:val="1E293B"/>
+          <w:sz w:val="21"/>
+        </w:rPr>
+        <w:t>Money Exchange at Ha Tam Gold Shop:</w:t>
+      </w:r>
+      <w:r>
+        <w:rPr>
+          <w:rFonts w:ascii="Calibri" w:hAnsi="Calibri"/>
+          <w:color w:val="1E293B"/>
+          <w:sz w:val="21"/>
+        </w:rPr>
+        <w:t xml:space="preserve"> avoiding street money traps by using the </w:t>
+      </w:r>
+      <w:r>
+        <w:rPr>
+          <w:rFonts w:ascii="Calibri" w:hAnsi="Calibri"/>
+          <w:color w:val="1E293B"/>
+          <w:sz w:val="21"/>
+          <w:u w:val="single"/>
+        </w:rPr>
+        <w:t>money exchange near Ben Thanh Market</w:t>
+      </w:r>
+      <w:r>
+        <w:rPr>
+          <w:rFonts w:ascii="Calibri" w:hAnsi="Calibri"/>
+          <w:color w:val="1E293B"/>
+          <w:sz w:val="21"/>
+        </w:rPr>
+        <w:t>.</w:t>
+      </w:r>
+      <w:r>
+        <w:rPr>
+          <w:rFonts w:ascii="Calibri" w:hAnsi="Calibri"/>
+          <w:color w:val="1E293B"/>
+          <w:sz w:val="21"/>
+        </w:rPr>
+      </w:r>
+      <w:r>
+        <w:rPr>
+          <w:rFonts w:ascii="Calibri" w:hAnsi="Calibri"/>
+          <w:color w:val="1E293B"/>
+          <w:sz w:val="21"/>
+        </w:rPr>
+        <w:br/>
+        <w:t xml:space="preserve">- </w:t>
+      </w:r>
+      <w:r>
+        <w:rPr>
+          <w:rFonts w:ascii="Calibri" w:hAnsi="Calibri"/>
+          <w:b/>
+          <w:color w:val="1E293B"/>
+          <w:sz w:val="21"/>
+        </w:rPr>
+        <w:t>Tan Son Nhat Airport Transfer Guide:</w:t>
+      </w:r>
+      <w:r>
+        <w:rPr>
+          <w:rFonts w:ascii="Calibri" w:hAnsi="Calibri"/>
+          <w:color w:val="1E293B"/>
+          <w:sz w:val="21"/>
+        </w:rPr>
+        <w:t xml:space="preserve"> preventing taxi overcharging through our </w:t>
+      </w:r>
+      <w:r>
+        <w:rPr>
+          <w:rFonts w:ascii="Calibri" w:hAnsi="Calibri"/>
+          <w:color w:val="1E293B"/>
+          <w:sz w:val="21"/>
+          <w:u w:val="single"/>
+        </w:rPr>
+        <w:t>Tan Son Nhat airport to Ben Thanh transfer guide</w:t>
+      </w:r>
+      <w:r>
+        <w:rPr>
+          <w:rFonts w:ascii="Calibri" w:hAnsi="Calibri"/>
+          <w:color w:val="1E293B"/>
+          <w:sz w:val="21"/>
+        </w:rPr>
+        <w:t>.</w:t>
+      </w:r>
+      <w:r>
+        <w:rPr>
+          <w:rFonts w:ascii="Calibri" w:hAnsi="Calibri"/>
+          <w:color w:val="1E293B"/>
+          <w:sz w:val="21"/>
+        </w:rPr>
+      </w:r>
+      <w:r>
+        <w:rPr>
+          <w:rFonts w:ascii="Calibri" w:hAnsi="Calibri"/>
+          <w:color w:val="1E293B"/>
+          <w:sz w:val="21"/>
+        </w:rPr>
+        <w:br/>
+        <w:t xml:space="preserve">- </w:t>
+      </w:r>
+      <w:r>
+        <w:rPr>
+          <w:rFonts w:ascii="Calibri" w:hAnsi="Calibri"/>
+          <w:b/>
+          <w:color w:val="1E293B"/>
+          <w:sz w:val="21"/>
+        </w:rPr>
+        <w:t>Ben Thanh Market Ultimate Travel Guide:</w:t>
+      </w:r>
+      <w:r>
+        <w:rPr>
+          <w:rFonts w:ascii="Calibri" w:hAnsi="Calibri"/>
+          <w:color w:val="1E293B"/>
+          <w:sz w:val="21"/>
+        </w:rPr>
+        <w:t xml:space="preserve"> verifying market rules in our </w:t>
+      </w:r>
+      <w:r>
+        <w:rPr>
+          <w:rFonts w:ascii="Calibri" w:hAnsi="Calibri"/>
+          <w:color w:val="1E293B"/>
+          <w:sz w:val="21"/>
+          <w:u w:val="single"/>
+        </w:rPr>
+        <w:t>Ben Thanh Market ultimate travel guide</w:t>
+      </w:r>
+      <w:r>
+        <w:rPr>
+          <w:rFonts w:ascii="Calibri" w:hAnsi="Calibri"/>
+          <w:color w:val="1E293B"/>
+          <w:sz w:val="21"/>
+        </w:rPr>
+        <w:t>.</w:t>
+      </w:r>
+      <w:r>
+        <w:rPr>
+          <w:rFonts w:ascii="Calibri" w:hAnsi="Calibri"/>
+          <w:color w:val="1E293B"/>
+          <w:sz w:val="21"/>
+        </w:rPr>
+      </w:r>
+      <w:r>
+        <w:rPr>
+          <w:rFonts w:ascii="Calibri" w:hAnsi="Calibri"/>
+          <w:color w:val="1E293B"/>
+          <w:sz w:val="21"/>
+        </w:rPr>
+        <w:br/>
+        <w:t xml:space="preserve">- </w:t>
+      </w:r>
+      <w:r>
+        <w:rPr>
+          <w:rFonts w:ascii="Calibri" w:hAnsi="Calibri"/>
+          <w:b/>
+          <w:color w:val="1E293B"/>
+          <w:sz w:val="21"/>
+        </w:rPr>
+        <w:t>Ben Thanh Market Food Guide:</w:t>
+      </w:r>
+      <w:r>
+        <w:rPr>
+          <w:rFonts w:ascii="Calibri" w:hAnsi="Calibri"/>
+          <w:color w:val="1E293B"/>
+          <w:sz w:val="21"/>
+        </w:rPr>
+        <w:t xml:space="preserve"> eating safely at stalls highlighted in our </w:t>
+      </w:r>
+      <w:r>
+        <w:rPr>
+          <w:rFonts w:ascii="Calibri" w:hAnsi="Calibri"/>
+          <w:color w:val="1E293B"/>
+          <w:sz w:val="21"/>
+          <w:u w:val="single"/>
+        </w:rPr>
+        <w:t>Ben Thanh Market food guide</w:t>
+      </w:r>
+      <w:r>
+        <w:rPr>
+          <w:rFonts w:ascii="Calibri" w:hAnsi="Calibri"/>
+          <w:color w:val="1E293B"/>
+          <w:sz w:val="21"/>
+        </w:rPr>
+        <w:t>.</w:t>
+      </w:r>
+    </w:p>
     <w:sectPr>
       <w:headerReference w:type="default" r:id="rId9"/>
       <w:footerReference w:type="default" r:id="rId10"/>
